--- a/工作日志/Linux_学习/3.进程与线程的学习（26.7.8）.docx
+++ b/工作日志/Linux_学习/3.进程与线程的学习（26.7.8）.docx
@@ -141,31 +141,886 @@
         </w:rPr>
         <w:t>返回值：成功则返回0  失败则返回对应负数</w:t>
       </w:r>
+    </w:p>
+    <w:p>
+      <w:pPr>
+        <w:rPr>
+          <w:rFonts w:hint="default"/>
+          <w:lang w:val="en-US" w:eastAsia="zh-CN"/>
+        </w:rPr>
+      </w:pPr>
+    </w:p>
+    <w:p>
+      <w:pPr>
+        <w:rPr>
+          <w:rFonts w:hint="eastAsia"/>
+          <w:lang w:val="en-US" w:eastAsia="zh-CN"/>
+        </w:rPr>
+      </w:pPr>
+      <w:r>
+        <w:rPr>
+          <w:rFonts w:hint="eastAsia"/>
+          <w:lang w:val="en-US" w:eastAsia="zh-CN"/>
+        </w:rPr>
+        <w:t>注：bash：  ps -ef查询所有进程</w:t>
+      </w:r>
+    </w:p>
+    <w:p>
+      <w:pPr>
+        <w:rPr>
+          <w:rFonts w:hint="eastAsia"/>
+          <w:lang w:val="en-US" w:eastAsia="zh-CN"/>
+        </w:rPr>
+      </w:pPr>
+    </w:p>
+    <w:p>
+      <w:pPr>
+        <w:pStyle w:val="2"/>
+        <w:bidi w:val="0"/>
+        <w:rPr>
+          <w:rFonts w:hint="eastAsia"/>
+          <w:lang w:val="en-US" w:eastAsia="zh-CN"/>
+        </w:rPr>
+      </w:pPr>
+      <w:r>
+        <w:rPr>
+          <w:rFonts w:hint="eastAsia"/>
+          <w:lang w:val="en-US" w:eastAsia="zh-CN"/>
+        </w:rPr>
+        <w:t>进程休眠：</w:t>
+      </w:r>
+    </w:p>
+    <w:p>
+      <w:pPr>
+        <w:pStyle w:val="2"/>
+        <w:bidi w:val="0"/>
+        <w:rPr>
+          <w:rFonts w:hint="eastAsia"/>
+          <w:lang w:val="en-US" w:eastAsia="zh-CN"/>
+        </w:rPr>
+      </w:pPr>
+      <w:r>
+        <w:rPr>
+          <w:rFonts w:hint="eastAsia"/>
+          <w:lang w:val="en-US" w:eastAsia="zh-CN"/>
+        </w:rPr>
+        <w:t>sleep（int num）</w:t>
+      </w:r>
+    </w:p>
+    <w:p>
+      <w:pPr>
+        <w:pStyle w:val="2"/>
+        <w:bidi w:val="0"/>
+        <w:rPr>
+          <w:rFonts w:hint="eastAsia"/>
+          <w:lang w:val="en-US" w:eastAsia="zh-CN"/>
+        </w:rPr>
+      </w:pPr>
+      <w:r>
+        <w:rPr>
+          <w:rFonts w:hint="eastAsia"/>
+          <w:lang w:val="en-US" w:eastAsia="zh-CN"/>
+        </w:rPr>
+        <w:t>进程分叉：将现有环境拷贝</w:t>
+      </w:r>
+    </w:p>
+    <w:p>
+      <w:pPr>
+        <w:pStyle w:val="2"/>
+        <w:bidi w:val="0"/>
+        <w:rPr>
+          <w:rFonts w:hint="default"/>
+          <w:lang w:val="en-US" w:eastAsia="zh-CN"/>
+        </w:rPr>
+      </w:pPr>
+      <w:r>
+        <w:rPr>
+          <w:rFonts w:hint="default"/>
+          <w:lang w:val="en-US" w:eastAsia="zh-CN"/>
+        </w:rPr>
+        <w:t>pid_t pid_result = fork();</w:t>
+      </w:r>
+    </w:p>
+    <w:p>
+      <w:pPr>
+        <w:rPr>
+          <w:rFonts w:hint="default"/>
+          <w:lang w:val="en-US" w:eastAsia="zh-CN"/>
+        </w:rPr>
+      </w:pPr>
+      <w:r>
+        <w:rPr>
+          <w:rFonts w:hint="eastAsia"/>
+          <w:lang w:val="en-US" w:eastAsia="zh-CN"/>
+        </w:rPr>
+        <w:t>返回值：</w:t>
+      </w:r>
+    </w:p>
+    <w:p>
+      <w:pPr>
+        <w:rPr>
+          <w:rFonts w:ascii="宋体" w:hAnsi="宋体" w:eastAsia="宋体" w:cs="宋体"/>
+          <w:sz w:val="24"/>
+          <w:szCs w:val="24"/>
+        </w:rPr>
+      </w:pPr>
+      <w:r>
+        <w:rPr>
+          <w:rFonts w:ascii="宋体" w:hAnsi="宋体" w:eastAsia="宋体" w:cs="宋体"/>
+          <w:sz w:val="24"/>
+          <w:szCs w:val="24"/>
+        </w:rPr>
+        <w:drawing>
+          <wp:inline distT="0" distB="0" distL="114300" distR="114300">
+            <wp:extent cx="5377180" cy="1486535"/>
+            <wp:effectExtent l="0" t="0" r="0" b="12065"/>
+            <wp:docPr id="1" name="图片 1" descr="IMG_256"/>
+            <wp:cNvGraphicFramePr>
+              <a:graphicFrameLocks xmlns:a="http://schemas.openxmlformats.org/drawingml/2006/main" noChangeAspect="1"/>
+            </wp:cNvGraphicFramePr>
+            <a:graphic xmlns:a="http://schemas.openxmlformats.org/drawingml/2006/main">
+              <a:graphicData uri="http://schemas.openxmlformats.org/drawingml/2006/picture">
+                <pic:pic xmlns:pic="http://schemas.openxmlformats.org/drawingml/2006/picture">
+                  <pic:nvPicPr>
+                    <pic:cNvPr id="1" name="图片 1" descr="IMG_256"/>
+                    <pic:cNvPicPr>
+                      <a:picLocks noChangeAspect="1"/>
+                    </pic:cNvPicPr>
+                  </pic:nvPicPr>
+                  <pic:blipFill>
+                    <a:blip r:embed="rId4"/>
+                    <a:stretch>
+                      <a:fillRect/>
+                    </a:stretch>
+                  </pic:blipFill>
+                  <pic:spPr>
+                    <a:xfrm>
+                      <a:off x="0" y="0"/>
+                      <a:ext cx="5377180" cy="1486535"/>
+                    </a:xfrm>
+                    <a:prstGeom prst="rect">
+                      <a:avLst/>
+                    </a:prstGeom>
+                    <a:noFill/>
+                    <a:ln w="9525">
+                      <a:noFill/>
+                    </a:ln>
+                  </pic:spPr>
+                </pic:pic>
+              </a:graphicData>
+            </a:graphic>
+          </wp:inline>
+        </w:drawing>
+      </w:r>
+    </w:p>
+    <w:p>
+      <w:pPr>
+        <w:rPr>
+          <w:rFonts w:ascii="宋体" w:hAnsi="宋体" w:eastAsia="宋体" w:cs="宋体"/>
+          <w:sz w:val="24"/>
+          <w:szCs w:val="24"/>
+        </w:rPr>
+      </w:pPr>
+    </w:p>
+    <w:p>
+      <w:pPr>
+        <w:pStyle w:val="2"/>
+        <w:bidi w:val="0"/>
+        <w:rPr>
+          <w:rFonts w:hint="default"/>
+          <w:lang w:val="en-US" w:eastAsia="zh-CN"/>
+        </w:rPr>
+      </w:pPr>
+      <w:r>
+        <w:rPr>
+          <w:rFonts w:hint="eastAsia"/>
+          <w:lang w:val="en-US" w:eastAsia="zh-CN"/>
+        </w:rPr>
+        <w:t>执行跳转：从当前程序跳转到另一个程序</w:t>
+      </w:r>
+    </w:p>
+    <w:p>
+      <w:pPr>
+        <w:pStyle w:val="2"/>
+        <w:bidi w:val="0"/>
+        <w:rPr>
+          <w:rFonts w:hint="eastAsia"/>
+          <w:lang w:val="en-US" w:eastAsia="zh-CN"/>
+        </w:rPr>
+      </w:pPr>
+      <w:r>
+        <w:rPr>
+          <w:rFonts w:hint="eastAsia"/>
+          <w:lang w:val="en-US" w:eastAsia="zh-CN"/>
+        </w:rPr>
+        <w:t>execve();</w:t>
+      </w:r>
+    </w:p>
+    <w:p>
+      <w:pPr>
+        <w:rPr>
+          <w:rFonts w:ascii="宋体" w:hAnsi="宋体" w:eastAsia="宋体" w:cs="宋体"/>
+          <w:sz w:val="24"/>
+          <w:szCs w:val="24"/>
+        </w:rPr>
+      </w:pPr>
+      <w:r>
+        <w:rPr>
+          <w:rFonts w:ascii="宋体" w:hAnsi="宋体" w:eastAsia="宋体" w:cs="宋体"/>
+          <w:sz w:val="24"/>
+          <w:szCs w:val="24"/>
+        </w:rPr>
+        <w:drawing>
+          <wp:inline distT="0" distB="0" distL="114300" distR="114300">
+            <wp:extent cx="5250815" cy="2242820"/>
+            <wp:effectExtent l="0" t="0" r="0" b="5080"/>
+            <wp:docPr id="2" name="图片 2" descr="IMG_256"/>
+            <wp:cNvGraphicFramePr>
+              <a:graphicFrameLocks xmlns:a="http://schemas.openxmlformats.org/drawingml/2006/main" noChangeAspect="1"/>
+            </wp:cNvGraphicFramePr>
+            <a:graphic xmlns:a="http://schemas.openxmlformats.org/drawingml/2006/main">
+              <a:graphicData uri="http://schemas.openxmlformats.org/drawingml/2006/picture">
+                <pic:pic xmlns:pic="http://schemas.openxmlformats.org/drawingml/2006/picture">
+                  <pic:nvPicPr>
+                    <pic:cNvPr id="2" name="图片 2" descr="IMG_256"/>
+                    <pic:cNvPicPr>
+                      <a:picLocks noChangeAspect="1"/>
+                    </pic:cNvPicPr>
+                  </pic:nvPicPr>
+                  <pic:blipFill>
+                    <a:blip r:embed="rId5"/>
+                    <a:stretch>
+                      <a:fillRect/>
+                    </a:stretch>
+                  </pic:blipFill>
+                  <pic:spPr>
+                    <a:xfrm>
+                      <a:off x="0" y="0"/>
+                      <a:ext cx="5250815" cy="2242820"/>
+                    </a:xfrm>
+                    <a:prstGeom prst="rect">
+                      <a:avLst/>
+                    </a:prstGeom>
+                    <a:noFill/>
+                    <a:ln w="9525">
+                      <a:noFill/>
+                    </a:ln>
+                  </pic:spPr>
+                </pic:pic>
+              </a:graphicData>
+            </a:graphic>
+          </wp:inline>
+        </w:drawing>
+      </w:r>
+    </w:p>
+    <w:p>
+      <w:pPr>
+        <w:rPr>
+          <w:rFonts w:hint="eastAsia" w:ascii="宋体" w:hAnsi="宋体" w:eastAsia="宋体" w:cs="宋体"/>
+          <w:sz w:val="24"/>
+          <w:szCs w:val="24"/>
+          <w:lang w:val="en-US" w:eastAsia="zh-CN"/>
+        </w:rPr>
+      </w:pPr>
+    </w:p>
+    <w:p>
+      <w:pPr>
+        <w:rPr>
+          <w:rFonts w:hint="eastAsia" w:ascii="宋体" w:hAnsi="宋体" w:eastAsia="宋体" w:cs="宋体"/>
+          <w:sz w:val="24"/>
+          <w:szCs w:val="24"/>
+          <w:lang w:val="en-US" w:eastAsia="zh-CN"/>
+        </w:rPr>
+      </w:pPr>
+    </w:p>
+    <w:p>
+      <w:pPr>
+        <w:pStyle w:val="2"/>
+        <w:bidi w:val="0"/>
+        <w:rPr>
+          <w:rFonts w:hint="eastAsia"/>
+          <w:lang w:eastAsia="zh-CN"/>
+        </w:rPr>
+      </w:pPr>
+      <w:r>
+        <w:t>父进程等待并回收子进程的函数</w:t>
+      </w:r>
+      <w:r>
+        <w:rPr>
+          <w:rFonts w:hint="eastAsia"/>
+          <w:lang w:eastAsia="zh-CN"/>
+        </w:rPr>
+        <w:t>：</w:t>
+      </w:r>
+    </w:p>
+    <w:p>
+      <w:pPr>
+        <w:rPr>
+          <w:rFonts w:hint="eastAsia" w:ascii="黑体" w:hAnsi="黑体" w:eastAsia="黑体" w:cs="黑体"/>
+          <w:sz w:val="28"/>
+          <w:szCs w:val="28"/>
+          <w:lang w:val="en-US" w:eastAsia="zh-CN"/>
+        </w:rPr>
+      </w:pPr>
+      <w:r>
+        <w:rPr>
+          <w:rFonts w:hint="eastAsia" w:ascii="黑体" w:hAnsi="黑体" w:eastAsia="黑体" w:cs="黑体"/>
+          <w:sz w:val="28"/>
+          <w:szCs w:val="28"/>
+        </w:rPr>
+        <w:t xml:space="preserve">子进程把 </w:t>
+      </w:r>
+      <w:r>
+        <w:rPr>
+          <w:rStyle w:val="5"/>
+          <w:rFonts w:hint="eastAsia" w:ascii="黑体" w:hAnsi="黑体" w:eastAsia="黑体" w:cs="黑体"/>
+          <w:sz w:val="28"/>
+          <w:szCs w:val="28"/>
+        </w:rPr>
+        <w:t>main()</w:t>
+      </w:r>
+      <w:r>
+        <w:rPr>
+          <w:rFonts w:hint="eastAsia" w:ascii="黑体" w:hAnsi="黑体" w:eastAsia="黑体" w:cs="黑体"/>
+          <w:sz w:val="28"/>
+          <w:szCs w:val="28"/>
+        </w:rPr>
+        <w:t xml:space="preserve"> 函数执行完，就算正常终止，可以被父进程通过 </w:t>
+      </w:r>
+      <w:r>
+        <w:rPr>
+          <w:rStyle w:val="5"/>
+          <w:rFonts w:hint="eastAsia" w:ascii="黑体" w:hAnsi="黑体" w:eastAsia="黑体" w:cs="黑体"/>
+          <w:sz w:val="28"/>
+          <w:szCs w:val="28"/>
+        </w:rPr>
+        <w:t>wait()</w:t>
+      </w:r>
+      <w:r>
+        <w:rPr>
+          <w:rFonts w:hint="eastAsia" w:ascii="黑体" w:hAnsi="黑体" w:eastAsia="黑体" w:cs="黑体"/>
+          <w:sz w:val="28"/>
+          <w:szCs w:val="28"/>
+        </w:rPr>
+        <w:t xml:space="preserve"> 或 </w:t>
+      </w:r>
+      <w:r>
+        <w:rPr>
+          <w:rStyle w:val="5"/>
+          <w:rFonts w:hint="eastAsia" w:ascii="黑体" w:hAnsi="黑体" w:eastAsia="黑体" w:cs="黑体"/>
+          <w:sz w:val="28"/>
+          <w:szCs w:val="28"/>
+        </w:rPr>
+        <w:t>waitpid()</w:t>
+      </w:r>
+      <w:r>
+        <w:rPr>
+          <w:rFonts w:hint="eastAsia" w:ascii="黑体" w:hAnsi="黑体" w:eastAsia="黑体" w:cs="黑体"/>
+          <w:sz w:val="28"/>
+          <w:szCs w:val="28"/>
+        </w:rPr>
+        <w:t xml:space="preserve"> 回收。</w:t>
+      </w:r>
+      <w:r>
+        <w:rPr>
+          <w:rFonts w:hint="eastAsia" w:ascii="黑体" w:hAnsi="黑体" w:eastAsia="黑体" w:cs="黑体"/>
+          <w:sz w:val="28"/>
+          <w:szCs w:val="28"/>
+          <w:lang w:val="en-US" w:eastAsia="zh-CN"/>
+        </w:rPr>
+        <w:t xml:space="preserve"> </w:t>
+      </w:r>
+    </w:p>
+    <w:p>
+      <w:pPr>
+        <w:pStyle w:val="2"/>
+        <w:bidi w:val="0"/>
+      </w:pPr>
+      <w:r>
+        <w:t xml:space="preserve">#include &lt;sys/types.h&gt; </w:t>
+      </w:r>
+    </w:p>
+    <w:p>
+      <w:pPr>
+        <w:pStyle w:val="2"/>
+        <w:bidi w:val="0"/>
+        <w:rPr>
+          <w:rFonts w:hint="eastAsia"/>
+          <w:lang w:val="en-US" w:eastAsia="zh-CN"/>
+        </w:rPr>
+      </w:pPr>
+      <w:r>
+        <w:t>#include &lt;sys/wait.h&gt;</w:t>
+      </w:r>
+    </w:p>
+    <w:p>
+      <w:pPr>
+        <w:pStyle w:val="2"/>
+        <w:bidi w:val="0"/>
+        <w:rPr>
+          <w:rFonts w:hint="eastAsia"/>
+          <w:lang w:val="en-US" w:eastAsia="zh-CN"/>
+        </w:rPr>
+      </w:pPr>
+      <w:r>
+        <w:rPr>
+          <w:rFonts w:hint="eastAsia"/>
+          <w:lang w:val="en-US" w:eastAsia="zh-CN"/>
+        </w:rPr>
+        <w:t>pid_t wait(int *status);</w:t>
+      </w:r>
+    </w:p>
+    <w:p>
+      <w:pPr>
+        <w:rPr>
+          <w:rFonts w:hint="eastAsia"/>
+          <w:lang w:val="en-US" w:eastAsia="zh-CN"/>
+        </w:rPr>
+      </w:pPr>
+      <w:r>
+        <w:rPr>
+          <w:rFonts w:hint="eastAsia"/>
+          <w:lang w:val="en-US" w:eastAsia="zh-CN"/>
+        </w:rPr>
+        <w:t>函数类型：整型</w:t>
+      </w:r>
+    </w:p>
+    <w:p>
+      <w:pPr>
+        <w:rPr>
+          <w:rFonts w:hint="eastAsia"/>
+          <w:lang w:val="en-US" w:eastAsia="zh-CN"/>
+        </w:rPr>
+      </w:pPr>
+    </w:p>
+    <w:p>
+      <w:pPr>
+        <w:rPr>
+          <w:rFonts w:hint="default"/>
+          <w:lang w:val="en-US" w:eastAsia="zh-CN"/>
+        </w:rPr>
+      </w:pPr>
+      <w:r>
+        <w:rPr>
+          <w:rFonts w:hint="eastAsia"/>
+          <w:lang w:val="en-US" w:eastAsia="zh-CN"/>
+        </w:rPr>
+        <w:t>入参：</w:t>
+      </w:r>
+      <w:r>
+        <w:rPr>
+          <w:rFonts w:ascii="宋体" w:hAnsi="宋体" w:eastAsia="宋体" w:cs="宋体"/>
+          <w:sz w:val="24"/>
+          <w:szCs w:val="24"/>
+        </w:rPr>
+        <w:drawing>
+          <wp:inline distT="0" distB="0" distL="114300" distR="114300">
+            <wp:extent cx="3884295" cy="696595"/>
+            <wp:effectExtent l="0" t="0" r="1905" b="1905"/>
+            <wp:docPr id="4" name="图片 4" descr="IMG_256"/>
+            <wp:cNvGraphicFramePr>
+              <a:graphicFrameLocks xmlns:a="http://schemas.openxmlformats.org/drawingml/2006/main" noChangeAspect="1"/>
+            </wp:cNvGraphicFramePr>
+            <a:graphic xmlns:a="http://schemas.openxmlformats.org/drawingml/2006/main">
+              <a:graphicData uri="http://schemas.openxmlformats.org/drawingml/2006/picture">
+                <pic:pic xmlns:pic="http://schemas.openxmlformats.org/drawingml/2006/picture">
+                  <pic:nvPicPr>
+                    <pic:cNvPr id="4" name="图片 4" descr="IMG_256"/>
+                    <pic:cNvPicPr>
+                      <a:picLocks noChangeAspect="1"/>
+                    </pic:cNvPicPr>
+                  </pic:nvPicPr>
+                  <pic:blipFill>
+                    <a:blip r:embed="rId6"/>
+                    <a:stretch>
+                      <a:fillRect/>
+                    </a:stretch>
+                  </pic:blipFill>
+                  <pic:spPr>
+                    <a:xfrm>
+                      <a:off x="0" y="0"/>
+                      <a:ext cx="3884295" cy="696595"/>
+                    </a:xfrm>
+                    <a:prstGeom prst="rect">
+                      <a:avLst/>
+                    </a:prstGeom>
+                    <a:noFill/>
+                    <a:ln w="9525">
+                      <a:noFill/>
+                    </a:ln>
+                  </pic:spPr>
+                </pic:pic>
+              </a:graphicData>
+            </a:graphic>
+          </wp:inline>
+        </w:drawing>
+      </w:r>
+    </w:p>
+    <w:p>
+      <w:pPr>
+        <w:rPr>
+          <w:rFonts w:hint="eastAsia"/>
+          <w:lang w:val="en-US" w:eastAsia="zh-CN"/>
+        </w:rPr>
+      </w:pPr>
+    </w:p>
+    <w:p>
+      <w:pPr>
+        <w:rPr>
+          <w:rFonts w:hint="eastAsia"/>
+          <w:lang w:val="en-US" w:eastAsia="zh-CN"/>
+        </w:rPr>
+      </w:pPr>
+      <w:r>
+        <w:rPr>
+          <w:rFonts w:hint="eastAsia"/>
+          <w:lang w:val="en-US" w:eastAsia="zh-CN"/>
+        </w:rPr>
+        <w:t>返回值：</w:t>
+      </w:r>
+    </w:p>
+    <w:p>
+      <w:pPr>
+        <w:rPr>
+          <w:rFonts w:ascii="宋体" w:hAnsi="宋体" w:eastAsia="宋体" w:cs="宋体"/>
+          <w:sz w:val="24"/>
+          <w:szCs w:val="24"/>
+        </w:rPr>
+      </w:pPr>
+      <w:r>
+        <w:rPr>
+          <w:rFonts w:ascii="宋体" w:hAnsi="宋体" w:eastAsia="宋体" w:cs="宋体"/>
+          <w:sz w:val="24"/>
+          <w:szCs w:val="24"/>
+        </w:rPr>
+        <w:drawing>
+          <wp:inline distT="0" distB="0" distL="114300" distR="114300">
+            <wp:extent cx="2797175" cy="1156335"/>
+            <wp:effectExtent l="0" t="0" r="0" b="12065"/>
+            <wp:docPr id="3" name="图片 3" descr="IMG_256"/>
+            <wp:cNvGraphicFramePr>
+              <a:graphicFrameLocks xmlns:a="http://schemas.openxmlformats.org/drawingml/2006/main" noChangeAspect="1"/>
+            </wp:cNvGraphicFramePr>
+            <a:graphic xmlns:a="http://schemas.openxmlformats.org/drawingml/2006/main">
+              <a:graphicData uri="http://schemas.openxmlformats.org/drawingml/2006/picture">
+                <pic:pic xmlns:pic="http://schemas.openxmlformats.org/drawingml/2006/picture">
+                  <pic:nvPicPr>
+                    <pic:cNvPr id="3" name="图片 3" descr="IMG_256"/>
+                    <pic:cNvPicPr>
+                      <a:picLocks noChangeAspect="1"/>
+                    </pic:cNvPicPr>
+                  </pic:nvPicPr>
+                  <pic:blipFill>
+                    <a:blip r:embed="rId7"/>
+                    <a:stretch>
+                      <a:fillRect/>
+                    </a:stretch>
+                  </pic:blipFill>
+                  <pic:spPr>
+                    <a:xfrm>
+                      <a:off x="0" y="0"/>
+                      <a:ext cx="2797175" cy="1156335"/>
+                    </a:xfrm>
+                    <a:prstGeom prst="rect">
+                      <a:avLst/>
+                    </a:prstGeom>
+                    <a:noFill/>
+                    <a:ln w="9525">
+                      <a:noFill/>
+                    </a:ln>
+                  </pic:spPr>
+                </pic:pic>
+              </a:graphicData>
+            </a:graphic>
+          </wp:inline>
+        </w:drawing>
+      </w:r>
+    </w:p>
+    <w:p>
+      <w:pPr>
+        <w:rPr>
+          <w:rFonts w:ascii="宋体" w:hAnsi="宋体" w:eastAsia="宋体" w:cs="宋体"/>
+          <w:sz w:val="24"/>
+          <w:szCs w:val="24"/>
+        </w:rPr>
+      </w:pPr>
+    </w:p>
+    <w:p>
+      <w:pPr>
+        <w:rPr>
+          <w:rFonts w:ascii="宋体" w:hAnsi="宋体" w:eastAsia="宋体" w:cs="宋体"/>
+          <w:sz w:val="24"/>
+          <w:szCs w:val="24"/>
+        </w:rPr>
+      </w:pPr>
+    </w:p>
+    <w:p>
+      <w:pPr>
+        <w:rPr>
+          <w:rFonts w:ascii="宋体" w:hAnsi="宋体" w:eastAsia="宋体" w:cs="宋体"/>
+          <w:sz w:val="24"/>
+          <w:szCs w:val="24"/>
+        </w:rPr>
+      </w:pPr>
+    </w:p>
+    <w:p>
+      <w:pPr>
+        <w:rPr>
+          <w:rFonts w:ascii="宋体" w:hAnsi="宋体" w:eastAsia="宋体" w:cs="宋体"/>
+          <w:sz w:val="24"/>
+          <w:szCs w:val="24"/>
+        </w:rPr>
+      </w:pPr>
+    </w:p>
+    <w:p>
+      <w:pPr>
+        <w:rPr>
+          <w:rFonts w:ascii="宋体" w:hAnsi="宋体" w:eastAsia="宋体" w:cs="宋体"/>
+          <w:sz w:val="24"/>
+          <w:szCs w:val="24"/>
+        </w:rPr>
+      </w:pPr>
+    </w:p>
+    <w:p>
+      <w:pPr>
+        <w:pStyle w:val="2"/>
+        <w:bidi w:val="0"/>
+        <w:rPr>
+          <w:rFonts w:hint="eastAsia"/>
+        </w:rPr>
+      </w:pPr>
+      <w:r>
+        <w:rPr>
+          <w:rFonts w:hint="eastAsia"/>
+        </w:rPr>
+        <w:t>#include &lt;sys/types.h&gt;</w:t>
+      </w:r>
+    </w:p>
+    <w:p>
+      <w:pPr>
+        <w:pStyle w:val="2"/>
+        <w:bidi w:val="0"/>
+        <w:rPr>
+          <w:rFonts w:hint="eastAsia"/>
+        </w:rPr>
+      </w:pPr>
+      <w:r>
+        <w:rPr>
+          <w:rFonts w:hint="eastAsia"/>
+        </w:rPr>
+        <w:t>#include &lt;sys/wait.h&gt;</w:t>
+      </w:r>
+    </w:p>
+    <w:p>
+      <w:pPr>
+        <w:pStyle w:val="2"/>
+        <w:bidi w:val="0"/>
+        <w:rPr>
+          <w:rFonts w:hint="eastAsia"/>
+        </w:rPr>
+      </w:pPr>
+    </w:p>
+    <w:p>
+      <w:pPr>
+        <w:pStyle w:val="2"/>
+        <w:bidi w:val="0"/>
+        <w:rPr>
+          <w:rFonts w:hint="eastAsia"/>
+        </w:rPr>
+      </w:pPr>
+      <w:r>
+        <w:rPr>
+          <w:rFonts w:hint="eastAsia"/>
+        </w:rPr>
+        <w:t>pid_t waitpid(pid_t pid, int *status, int options);</w:t>
+      </w:r>
+    </w:p>
+    <w:p>
+      <w:pPr>
+        <w:rPr>
+          <w:rFonts w:hint="eastAsia"/>
+        </w:rPr>
+      </w:pPr>
+    </w:p>
+    <w:p>
+      <w:pPr>
+        <w:rPr>
+          <w:rFonts w:ascii="宋体" w:hAnsi="宋体" w:eastAsia="宋体" w:cs="宋体"/>
+          <w:sz w:val="24"/>
+          <w:szCs w:val="24"/>
+        </w:rPr>
+      </w:pPr>
+      <w:r>
+        <w:rPr>
+          <w:rFonts w:ascii="宋体" w:hAnsi="宋体" w:eastAsia="宋体" w:cs="宋体"/>
+          <w:sz w:val="24"/>
+          <w:szCs w:val="24"/>
+        </w:rPr>
+        <w:drawing>
+          <wp:inline distT="0" distB="0" distL="114300" distR="114300">
+            <wp:extent cx="4318000" cy="2912110"/>
+            <wp:effectExtent l="0" t="0" r="0" b="8890"/>
+            <wp:docPr id="5" name="图片 5" descr="IMG_256"/>
+            <wp:cNvGraphicFramePr>
+              <a:graphicFrameLocks xmlns:a="http://schemas.openxmlformats.org/drawingml/2006/main" noChangeAspect="1"/>
+            </wp:cNvGraphicFramePr>
+            <a:graphic xmlns:a="http://schemas.openxmlformats.org/drawingml/2006/main">
+              <a:graphicData uri="http://schemas.openxmlformats.org/drawingml/2006/picture">
+                <pic:pic xmlns:pic="http://schemas.openxmlformats.org/drawingml/2006/picture">
+                  <pic:nvPicPr>
+                    <pic:cNvPr id="5" name="图片 5" descr="IMG_256"/>
+                    <pic:cNvPicPr>
+                      <a:picLocks noChangeAspect="1"/>
+                    </pic:cNvPicPr>
+                  </pic:nvPicPr>
+                  <pic:blipFill>
+                    <a:blip r:embed="rId8"/>
+                    <a:stretch>
+                      <a:fillRect/>
+                    </a:stretch>
+                  </pic:blipFill>
+                  <pic:spPr>
+                    <a:xfrm>
+                      <a:off x="0" y="0"/>
+                      <a:ext cx="4318000" cy="2912110"/>
+                    </a:xfrm>
+                    <a:prstGeom prst="rect">
+                      <a:avLst/>
+                    </a:prstGeom>
+                    <a:noFill/>
+                    <a:ln w="9525">
+                      <a:noFill/>
+                    </a:ln>
+                  </pic:spPr>
+                </pic:pic>
+              </a:graphicData>
+            </a:graphic>
+          </wp:inline>
+        </w:drawing>
+      </w:r>
       <w:bookmarkStart w:id="0" w:name="_GoBack"/>
       <w:bookmarkEnd w:id="0"/>
     </w:p>
     <w:p>
       <w:pPr>
         <w:rPr>
-          <w:rFonts w:hint="default"/>
-          <w:lang w:val="en-US" w:eastAsia="zh-CN"/>
-        </w:rPr>
-      </w:pPr>
-    </w:p>
-    <w:p>
-      <w:pPr>
-        <w:rPr>
-          <w:rFonts w:hint="default"/>
-          <w:lang w:val="en-US" w:eastAsia="zh-CN"/>
-        </w:rPr>
-      </w:pPr>
-      <w:r>
-        <w:rPr>
-          <w:rFonts w:hint="eastAsia"/>
-          <w:lang w:val="en-US" w:eastAsia="zh-CN"/>
-        </w:rPr>
-        <w:t>注：bash：  ps -ef查询所有进程</w:t>
-      </w:r>
+          <w:rFonts w:hint="eastAsia" w:ascii="宋体" w:hAnsi="宋体" w:eastAsia="宋体" w:cs="宋体"/>
+          <w:sz w:val="24"/>
+          <w:szCs w:val="24"/>
+          <w:lang w:val="en-US" w:eastAsia="zh-CN"/>
+        </w:rPr>
+      </w:pPr>
+      <w:r>
+        <w:rPr>
+          <w:rFonts w:hint="eastAsia" w:ascii="宋体" w:hAnsi="宋体" w:eastAsia="宋体" w:cs="宋体"/>
+          <w:sz w:val="24"/>
+          <w:szCs w:val="24"/>
+          <w:lang w:val="en-US" w:eastAsia="zh-CN"/>
+        </w:rPr>
+        <w:t>关掉指定子进程。</w:t>
+      </w:r>
+    </w:p>
+    <w:p>
+      <w:pPr>
+        <w:rPr>
+          <w:rFonts w:hint="eastAsia" w:ascii="宋体" w:hAnsi="宋体" w:eastAsia="宋体" w:cs="宋体"/>
+          <w:sz w:val="24"/>
+          <w:szCs w:val="24"/>
+          <w:lang w:val="en-US" w:eastAsia="zh-CN"/>
+        </w:rPr>
+      </w:pPr>
+      <w:r>
+        <w:rPr>
+          <w:rFonts w:hint="eastAsia" w:ascii="宋体" w:hAnsi="宋体" w:eastAsia="宋体" w:cs="宋体"/>
+          <w:sz w:val="24"/>
+          <w:szCs w:val="24"/>
+          <w:lang w:val="en-US" w:eastAsia="zh-CN"/>
+        </w:rPr>
+        <w:t>返回值：</w:t>
+      </w:r>
+    </w:p>
+    <w:p>
+      <w:pPr>
+        <w:rPr>
+          <w:rFonts w:hint="default" w:ascii="宋体" w:hAnsi="宋体" w:eastAsia="宋体" w:cs="宋体"/>
+          <w:sz w:val="24"/>
+          <w:szCs w:val="24"/>
+          <w:lang w:val="en-US" w:eastAsia="zh-CN"/>
+        </w:rPr>
+      </w:pPr>
+      <w:r>
+        <w:rPr>
+          <w:rFonts w:ascii="宋体" w:hAnsi="宋体" w:eastAsia="宋体" w:cs="宋体"/>
+          <w:sz w:val="24"/>
+          <w:szCs w:val="24"/>
+        </w:rPr>
+        <w:drawing>
+          <wp:inline distT="0" distB="0" distL="114300" distR="114300">
+            <wp:extent cx="5145405" cy="1677670"/>
+            <wp:effectExtent l="0" t="0" r="0" b="11430"/>
+            <wp:docPr id="6" name="图片 6" descr="IMG_256"/>
+            <wp:cNvGraphicFramePr>
+              <a:graphicFrameLocks xmlns:a="http://schemas.openxmlformats.org/drawingml/2006/main" noChangeAspect="1"/>
+            </wp:cNvGraphicFramePr>
+            <a:graphic xmlns:a="http://schemas.openxmlformats.org/drawingml/2006/main">
+              <a:graphicData uri="http://schemas.openxmlformats.org/drawingml/2006/picture">
+                <pic:pic xmlns:pic="http://schemas.openxmlformats.org/drawingml/2006/picture">
+                  <pic:nvPicPr>
+                    <pic:cNvPr id="6" name="图片 6" descr="IMG_256"/>
+                    <pic:cNvPicPr>
+                      <a:picLocks noChangeAspect="1"/>
+                    </pic:cNvPicPr>
+                  </pic:nvPicPr>
+                  <pic:blipFill>
+                    <a:blip r:embed="rId9"/>
+                    <a:stretch>
+                      <a:fillRect/>
+                    </a:stretch>
+                  </pic:blipFill>
+                  <pic:spPr>
+                    <a:xfrm>
+                      <a:off x="0" y="0"/>
+                      <a:ext cx="5145405" cy="1677670"/>
+                    </a:xfrm>
+                    <a:prstGeom prst="rect">
+                      <a:avLst/>
+                    </a:prstGeom>
+                    <a:noFill/>
+                    <a:ln w="9525">
+                      <a:noFill/>
+                    </a:ln>
+                  </pic:spPr>
+                </pic:pic>
+              </a:graphicData>
+            </a:graphic>
+          </wp:inline>
+        </w:drawing>
+      </w:r>
+    </w:p>
+    <w:p>
+      <w:pPr>
+        <w:pStyle w:val="2"/>
+        <w:bidi w:val="0"/>
+      </w:pPr>
+    </w:p>
+    <w:p>
+      <w:pPr>
+        <w:rPr>
+          <w:rFonts w:ascii="宋体" w:hAnsi="宋体" w:eastAsia="宋体" w:cs="宋体"/>
+          <w:sz w:val="24"/>
+          <w:szCs w:val="24"/>
+        </w:rPr>
+      </w:pPr>
+    </w:p>
+    <w:p>
+      <w:pPr>
+        <w:rPr>
+          <w:rFonts w:hint="default" w:ascii="宋体" w:hAnsi="宋体" w:eastAsia="宋体" w:cs="宋体"/>
+          <w:sz w:val="24"/>
+          <w:szCs w:val="24"/>
+          <w:lang w:val="en-US" w:eastAsia="zh-CN"/>
+        </w:rPr>
+      </w:pPr>
     </w:p>
     <w:sectPr>
       <w:pgSz w:w="11906" w:h="16838"/>
@@ -182,7 +1037,7 @@
   <w:docDefaults>
     <w:rPrDefault>
       <w:rPr>
-        <w:rFonts w:asciiTheme="minorHAnsi" w:hAnsiTheme="minorHAnsi" w:eastAsiaTheme="minorEastAsia" w:cstheme="minorBidi"/>
+        <w:rFonts w:ascii="Times New Roman" w:hAnsi="Times New Roman" w:eastAsia="宋体" w:cs="Times New Roman"/>
       </w:rPr>
     </w:rPrDefault>
     <w:pPrDefault/>
@@ -490,6 +1345,15 @@
       </w:tblCellMar>
     </w:tblPr>
   </w:style>
+  <w:style w:type="character" w:styleId="5">
+    <w:name w:val="HTML Code"/>
+    <w:basedOn w:val="4"/>
+    <w:uiPriority w:val="0"/>
+    <w:rPr>
+      <w:rFonts w:ascii="Courier New" w:hAnsi="Courier New"/>
+      <w:sz w:val="20"/>
+    </w:rPr>
+  </w:style>
 </w:styles>
 </file>
 

--- a/工作日志/Linux_学习/3.进程与线程的学习（26.7.8）.docx
+++ b/工作日志/Linux_学习/3.进程与线程的学习（26.7.8）.docx
@@ -898,8 +898,6 @@
           </wp:inline>
         </w:drawing>
       </w:r>
-      <w:bookmarkStart w:id="0" w:name="_GoBack"/>
-      <w:bookmarkEnd w:id="0"/>
     </w:p>
     <w:p>
       <w:pPr>
@@ -942,10 +940,9 @@
     <w:p>
       <w:pPr>
         <w:rPr>
-          <w:rFonts w:hint="default" w:ascii="宋体" w:hAnsi="宋体" w:eastAsia="宋体" w:cs="宋体"/>
-          <w:sz w:val="24"/>
-          <w:szCs w:val="24"/>
-          <w:lang w:val="en-US" w:eastAsia="zh-CN"/>
+          <w:rFonts w:ascii="宋体" w:hAnsi="宋体" w:eastAsia="宋体" w:cs="宋体"/>
+          <w:sz w:val="24"/>
+          <w:szCs w:val="24"/>
         </w:rPr>
       </w:pPr>
       <w:r>
@@ -996,6 +993,112 @@
           </wp:inline>
         </w:drawing>
       </w:r>
+    </w:p>
+    <w:p>
+      <w:pPr>
+        <w:rPr>
+          <w:rFonts w:ascii="宋体" w:hAnsi="宋体" w:eastAsia="宋体" w:cs="宋体"/>
+          <w:sz w:val="24"/>
+          <w:szCs w:val="24"/>
+        </w:rPr>
+      </w:pPr>
+    </w:p>
+    <w:p>
+      <w:pPr>
+        <w:rPr>
+          <w:rFonts w:ascii="宋体" w:hAnsi="宋体" w:eastAsia="宋体" w:cs="宋体"/>
+          <w:sz w:val="24"/>
+          <w:szCs w:val="24"/>
+        </w:rPr>
+      </w:pPr>
+      <w:r>
+        <w:rPr>
+          <w:rFonts w:ascii="宋体" w:hAnsi="宋体" w:eastAsia="宋体" w:cs="宋体"/>
+          <w:sz w:val="24"/>
+          <w:szCs w:val="24"/>
+        </w:rPr>
+        <w:drawing>
+          <wp:inline distT="0" distB="0" distL="114300" distR="114300">
+            <wp:extent cx="4928870" cy="2508885"/>
+            <wp:effectExtent l="0" t="0" r="11430" b="5715"/>
+            <wp:docPr id="7" name="图片 1" descr="IMG_256"/>
+            <wp:cNvGraphicFramePr>
+              <a:graphicFrameLocks xmlns:a="http://schemas.openxmlformats.org/drawingml/2006/main" noChangeAspect="1"/>
+            </wp:cNvGraphicFramePr>
+            <a:graphic xmlns:a="http://schemas.openxmlformats.org/drawingml/2006/main">
+              <a:graphicData uri="http://schemas.openxmlformats.org/drawingml/2006/picture">
+                <pic:pic xmlns:pic="http://schemas.openxmlformats.org/drawingml/2006/picture">
+                  <pic:nvPicPr>
+                    <pic:cNvPr id="7" name="图片 1" descr="IMG_256"/>
+                    <pic:cNvPicPr>
+                      <a:picLocks noChangeAspect="1"/>
+                    </pic:cNvPicPr>
+                  </pic:nvPicPr>
+                  <pic:blipFill>
+                    <a:blip r:embed="rId10"/>
+                    <a:stretch>
+                      <a:fillRect/>
+                    </a:stretch>
+                  </pic:blipFill>
+                  <pic:spPr>
+                    <a:xfrm>
+                      <a:off x="0" y="0"/>
+                      <a:ext cx="4928870" cy="2508885"/>
+                    </a:xfrm>
+                    <a:prstGeom prst="rect">
+                      <a:avLst/>
+                    </a:prstGeom>
+                    <a:noFill/>
+                    <a:ln w="9525">
+                      <a:noFill/>
+                    </a:ln>
+                  </pic:spPr>
+                </pic:pic>
+              </a:graphicData>
+            </a:graphic>
+          </wp:inline>
+        </w:drawing>
+      </w:r>
+    </w:p>
+    <w:p>
+      <w:pPr>
+        <w:rPr>
+          <w:rFonts w:hint="eastAsia" w:ascii="宋体" w:hAnsi="宋体" w:eastAsia="宋体" w:cs="宋体"/>
+          <w:sz w:val="24"/>
+          <w:szCs w:val="24"/>
+          <w:lang w:val="en-US" w:eastAsia="zh-CN"/>
+        </w:rPr>
+      </w:pPr>
+      <w:r>
+        <w:rPr>
+          <w:rFonts w:hint="eastAsia" w:ascii="宋体" w:hAnsi="宋体" w:eastAsia="宋体" w:cs="宋体"/>
+          <w:sz w:val="24"/>
+          <w:szCs w:val="24"/>
+          <w:lang w:val="en-US" w:eastAsia="zh-CN"/>
+        </w:rPr>
+        <w:t>进程往往可以理解成一条条独立链路外加资源容器（堆栈...）</w:t>
+      </w:r>
+    </w:p>
+    <w:p>
+      <w:pPr>
+        <w:rPr>
+          <w:rFonts w:hint="default" w:ascii="宋体" w:hAnsi="宋体" w:eastAsia="宋体" w:cs="宋体"/>
+          <w:sz w:val="24"/>
+          <w:szCs w:val="24"/>
+          <w:lang w:val="en-US" w:eastAsia="zh-CN"/>
+        </w:rPr>
+      </w:pPr>
+      <w:r>
+        <w:rPr>
+          <w:rFonts w:hint="eastAsia" w:ascii="宋体" w:hAnsi="宋体" w:eastAsia="宋体" w:cs="宋体"/>
+          <w:sz w:val="24"/>
+          <w:szCs w:val="24"/>
+          <w:lang w:val="en-US" w:eastAsia="zh-CN"/>
+        </w:rPr>
+        <w:t>线程：进程里的执行链路</w:t>
+      </w:r>
+      <w:bookmarkStart w:id="0" w:name="_GoBack"/>
+      <w:bookmarkEnd w:id="0"/>
     </w:p>
     <w:p>
       <w:pPr>
